--- a/content/Lectures/Semester 1/Week 07 - Flow Shop and Job Shop Scheduling/5 Source Files/Week 7 - Flow Shop Scheduling - Tutorial.docx
+++ b/content/Lectures/Semester 1/Week 07 - Flow Shop and Job Shop Scheduling/5 Source Files/Week 7 - Flow Shop Scheduling - Tutorial.docx
@@ -468,7 +468,7 @@
         <w:t xml:space="preserve">your solution, this would make a good exercise </w:t>
       </w:r>
       <w:r>
-        <w:t>on to try on Excel…</w:t>
+        <w:t>to try in Excel…</w:t>
       </w:r>
     </w:p>
     <w:p>
